--- a/docs/parflm/Deep_Dive_into_the_Fock-PARFLM_Codebase.docx
+++ b/docs/parflm/Deep_Dive_into_the_Fock-PARFLM_Codebase.docx
@@ -26,6 +26,7 @@
     </w:p>
     <w:p/>
     <w:p/>
+    <w:p/>
     <w:p>
       <w:pPr>
         <w:pStyle w:val="Heading1"/>
@@ -38,20 +39,129 @@
       <w:r>
         <w:t>[1]</w:t>
       </w:r>
+      <w:r>
+        <w:t xml:space="preserve"> </w:t>
+      </w:r>
+      <w:hyperlink r:id="rId4" w:history="1">
+        <w:r>
+          <w:rPr>
+            <w:rStyle w:val="Hyperlink"/>
+          </w:rPr>
+          <w:t>https://github.com/dimitarpg13/semsimula-paper/blob/main/notebooks/conservative_arch/parf/model_fock_parf_multixi.py</w:t>
+        </w:r>
+      </w:hyperlink>
     </w:p>
     <w:p>
       <w:r>
         <w:t>[2]</w:t>
       </w:r>
+      <w:r>
+        <w:t xml:space="preserve"> </w:t>
+      </w:r>
+      <w:hyperlink r:id="rId5" w:history="1">
+        <w:r>
+          <w:rPr>
+            <w:rStyle w:val="Hyperlink"/>
+          </w:rPr>
+          <w:t>https://github.com/dimitarpg13/semsimula-paper/blob/main/notebooks/conservative_arch/parf/model_fock_parf_v2.py</w:t>
+        </w:r>
+      </w:hyperlink>
     </w:p>
     <w:p>
       <w:r>
         <w:t>[3]</w:t>
       </w:r>
+      <w:r>
+        <w:t xml:space="preserve"> </w:t>
+      </w:r>
+      <w:hyperlink r:id="rId6" w:history="1">
+        <w:r>
+          <w:rPr>
+            <w:rStyle w:val="Hyperlink"/>
+          </w:rPr>
+          <w:t>Improving the Fock Mechanism to Match Attention Expressivity in PARFLM</w:t>
+        </w:r>
+      </w:hyperlink>
+      <w:r>
+        <w:t xml:space="preserve">, companion note in </w:t>
+      </w:r>
+      <w:hyperlink r:id="rId7" w:history="1">
+        <w:r>
+          <w:rPr>
+            <w:rStyle w:val="Hyperlink"/>
+          </w:rPr>
+          <w:t>the SemSimula repo</w:t>
+        </w:r>
+      </w:hyperlink>
+      <w:r>
+        <w:t>, 2026</w:t>
+      </w:r>
     </w:p>
     <w:p>
       <w:r>
         <w:t>[4]</w:t>
+      </w:r>
+      <w:r>
+        <w:t xml:space="preserve"> </w:t>
+      </w:r>
+      <w:hyperlink r:id="rId8" w:history="1">
+        <w:r>
+          <w:rPr>
+            <w:rStyle w:val="Hyperlink"/>
+          </w:rPr>
+          <w:t xml:space="preserve">Training Instabilities in Fock-PARFLM v2.1 with Structured </w:t>
+        </w:r>
+        <m:oMath>
+          <m:sSub>
+            <m:sSubPr>
+              <m:ctrlPr>
+                <w:rPr>
+                  <w:rStyle w:val="Hyperlink"/>
+                  <w:rFonts w:ascii="Cambria Math" w:hAnsi="Cambria Math"/>
+                  <w:i/>
+                </w:rPr>
+              </m:ctrlPr>
+            </m:sSubPr>
+            <m:e>
+              <m:r>
+                <w:rPr>
+                  <w:rStyle w:val="Hyperlink"/>
+                  <w:rFonts w:ascii="Cambria Math" w:hAnsi="Cambria Math"/>
+                </w:rPr>
+                <m:t>V</m:t>
+              </m:r>
+            </m:e>
+            <m:sub>
+              <m:r>
+                <w:rPr>
+                  <w:rStyle w:val="Hyperlink"/>
+                  <w:rFonts w:ascii="Cambria Math" w:hAnsi="Cambria Math"/>
+                </w:rPr>
+                <m:t>θ</m:t>
+              </m:r>
+            </m:sub>
+          </m:sSub>
+        </m:oMath>
+      </w:hyperlink>
+      <w:r>
+        <w:rPr>
+          <w:rFonts w:eastAsiaTheme="minorEastAsia"/>
+        </w:rPr>
+        <w:t>, companion note in</w:t>
+      </w:r>
+      <w:r>
+        <w:t xml:space="preserve"> </w:t>
+      </w:r>
+      <w:hyperlink r:id="rId9" w:history="1">
+        <w:r>
+          <w:rPr>
+            <w:rStyle w:val="Hyperlink"/>
+          </w:rPr>
+          <w:t>the SemSimula repo</w:t>
+        </w:r>
+      </w:hyperlink>
+      <w:r>
+        <w:t>, 2026</w:t>
       </w:r>
     </w:p>
     <w:p/>
@@ -988,6 +1098,39 @@
       <w:spacing w:val="5"/>
     </w:rPr>
   </w:style>
+  <w:style w:type="character" w:styleId="Hyperlink">
+    <w:name w:val="Hyperlink"/>
+    <w:basedOn w:val="DefaultParagraphFont"/>
+    <w:uiPriority w:val="99"/>
+    <w:unhideWhenUsed/>
+    <w:rsid w:val="00DD334D"/>
+    <w:rPr>
+      <w:color w:val="0563C1" w:themeColor="hyperlink"/>
+      <w:u w:val="single"/>
+    </w:rPr>
+  </w:style>
+  <w:style w:type="character" w:styleId="UnresolvedMention">
+    <w:name w:val="Unresolved Mention"/>
+    <w:basedOn w:val="DefaultParagraphFont"/>
+    <w:uiPriority w:val="99"/>
+    <w:semiHidden/>
+    <w:unhideWhenUsed/>
+    <w:rsid w:val="00DD334D"/>
+    <w:rPr>
+      <w:color w:val="605E5C"/>
+      <w:shd w:val="clear" w:color="auto" w:fill="E1DFDD"/>
+    </w:rPr>
+  </w:style>
+  <w:style w:type="character" w:styleId="PlaceholderText">
+    <w:name w:val="Placeholder Text"/>
+    <w:basedOn w:val="DefaultParagraphFont"/>
+    <w:uiPriority w:val="99"/>
+    <w:semiHidden/>
+    <w:rsid w:val="00DD334D"/>
+    <w:rPr>
+      <w:color w:val="666666"/>
+    </w:rPr>
+  </w:style>
 </w:styles>
 </file>
 

--- a/docs/parflm/Deep_Dive_into_the_Fock-PARFLM_Codebase.docx
+++ b/docs/parflm/Deep_Dive_into_the_Fock-PARFLM_Codebase.docx
@@ -21,10 +21,264 @@
         <w:pStyle w:val="Heading1"/>
       </w:pPr>
       <w:r>
-        <w:t>Introduction</w:t>
+        <w:t>Introduct</w:t>
+      </w:r>
+      <w:r>
+        <w:t>ory Notes and Notation</w:t>
       </w:r>
     </w:p>
     <w:p/>
+    <w:p/>
+    <w:p>
+      <w:pPr>
+        <w:pStyle w:val="Heading1"/>
+      </w:pPr>
+      <w:r>
+        <w:t>First Dive into the Code</w:t>
+      </w:r>
+    </w:p>
+    <w:p/>
+    <w:p>
+      <w:pPr>
+        <w:pStyle w:val="Heading2"/>
+      </w:pPr>
+      <w:r>
+        <w:t>Module model_fock_parf_multixi.py</w:t>
+      </w:r>
+    </w:p>
+    <w:p/>
+    <w:p>
+      <w:r>
+        <w:t>"""</w:t>
+      </w:r>
+    </w:p>
+    <w:p>
+      <w:r>
+        <w:t>Fock-space Multi-Xi PARF-augmented SPLM — K-EMA × sparse PARF × latent registers.</w:t>
+      </w:r>
+    </w:p>
+    <w:p/>
+    <w:p>
+      <w:r>
+        <w:t>Combines three extensions of the base SPLM:</w:t>
+      </w:r>
+    </w:p>
+    <w:p/>
+    <w:p>
+      <w:r>
+        <w:t xml:space="preserve">  1. **Multi-channel K-EMA ξ** (from model_parf_multixi.py):</w:t>
+      </w:r>
+    </w:p>
+    <w:p>
+      <w:r>
+        <w:t xml:space="preserve">     K learnable causal EMAs at multiple decay scales, widening</w:t>
+      </w:r>
+    </w:p>
+    <w:p>
+      <w:r>
+        <w:t xml:space="preserve">     </w:t>
+      </w:r>
+      <w:proofErr w:type="spellStart"/>
+      <w:r>
+        <w:t>V_θ</w:t>
+      </w:r>
+      <w:proofErr w:type="spellEnd"/>
+      <w:r>
+        <w:t xml:space="preserve"> input from 2d to (K+1)d.</w:t>
+      </w:r>
+    </w:p>
+    <w:p/>
+    <w:p>
+      <w:r>
+        <w:t xml:space="preserve">  2. **Sparse PARF pair-interactions** (from model_parf_sparse.py):</w:t>
+      </w:r>
+    </w:p>
+    <w:p>
+      <w:r>
+        <w:t xml:space="preserve">     Gumbel-</w:t>
+      </w:r>
+      <w:proofErr w:type="spellStart"/>
+      <w:r>
+        <w:t>softmax</w:t>
+      </w:r>
+      <w:proofErr w:type="spellEnd"/>
+      <w:r>
+        <w:t xml:space="preserve"> top-k pair routing with </w:t>
+      </w:r>
+      <w:proofErr w:type="spellStart"/>
+      <w:r>
+        <w:t>V_φ</w:t>
+      </w:r>
+      <w:proofErr w:type="spellEnd"/>
+      <w:r>
+        <w:t>(</w:t>
+      </w:r>
+      <w:proofErr w:type="spellStart"/>
+      <w:r>
+        <w:t>h_t</w:t>
+      </w:r>
+      <w:proofErr w:type="spellEnd"/>
+      <w:r>
+        <w:t xml:space="preserve">, </w:t>
+      </w:r>
+      <w:proofErr w:type="spellStart"/>
+      <w:r>
+        <w:t>h_s</w:t>
+      </w:r>
+      <w:proofErr w:type="spellEnd"/>
+      <w:r>
+        <w:t>).</w:t>
+      </w:r>
+    </w:p>
+    <w:p/>
+    <w:p>
+      <w:r>
+        <w:t xml:space="preserve">  3. **Fock-space latent register pool** (from model_fock_parf.py / v2):</w:t>
+      </w:r>
+    </w:p>
+    <w:p>
+      <w:r>
+        <w:t xml:space="preserve">     M latent register particles with creation/destruction gates</w:t>
+      </w:r>
+    </w:p>
+    <w:p>
+      <w:r>
+        <w:t xml:space="preserve">     that escape the v0 expressivity ceiling (</w:t>
+      </w:r>
+      <w:proofErr w:type="spellStart"/>
+      <w:r>
+        <w:t>Dyck_n</w:t>
+      </w:r>
+      <w:proofErr w:type="spellEnd"/>
+      <w:r>
+        <w:t xml:space="preserve"> recognition).</w:t>
+      </w:r>
+    </w:p>
+    <w:p/>
+    <w:p>
+      <w:r>
+        <w:t xml:space="preserve">Memory </w:t>
+      </w:r>
+      <w:proofErr w:type="spellStart"/>
+      <w:r>
+        <w:t>optimisations</w:t>
+      </w:r>
+      <w:proofErr w:type="spellEnd"/>
+      <w:r>
+        <w:t>:</w:t>
+      </w:r>
+    </w:p>
+    <w:p>
+      <w:r>
+        <w:t xml:space="preserve">  - Level-2 per-layer gradient checkpointing (</w:t>
+      </w:r>
+      <w:proofErr w:type="spellStart"/>
+      <w:r>
+        <w:t>use_reentrant</w:t>
+      </w:r>
+      <w:proofErr w:type="spellEnd"/>
+      <w:r>
+        <w:t>=False)</w:t>
+      </w:r>
+    </w:p>
+    <w:p>
+      <w:r>
+        <w:t xml:space="preserve">  - Stage-1.5b gathered </w:t>
+      </w:r>
+      <w:proofErr w:type="spellStart"/>
+      <w:r>
+        <w:t>V_φ</w:t>
+      </w:r>
+      <w:proofErr w:type="spellEnd"/>
+      <w:r>
+        <w:t xml:space="preserve"> (O(</w:t>
+      </w:r>
+      <w:proofErr w:type="spellStart"/>
+      <w:r>
+        <w:t>T·k</w:t>
+      </w:r>
+      <w:proofErr w:type="spellEnd"/>
+      <w:r>
+        <w:t>) instead of O(T²))</w:t>
+      </w:r>
+    </w:p>
+    <w:p/>
+    <w:p>
+      <w:r>
+        <w:t>Supports both Fock gate variants via ``</w:t>
+      </w:r>
+      <w:proofErr w:type="spellStart"/>
+      <w:r>
+        <w:t>fock_version</w:t>
+      </w:r>
+      <w:proofErr w:type="spellEnd"/>
+      <w:r>
+        <w:t>``:</w:t>
+      </w:r>
+    </w:p>
+    <w:p>
+      <w:r>
+        <w:t xml:space="preserve">  - ``'v1'``: mean-conditioned creation gate (</w:t>
+      </w:r>
+      <w:proofErr w:type="spellStart"/>
+      <w:r>
+        <w:t>FockPARFLM</w:t>
+      </w:r>
+      <w:proofErr w:type="spellEnd"/>
+      <w:r>
+        <w:t>-style)</w:t>
+      </w:r>
+    </w:p>
+    <w:p>
+      <w:r>
+        <w:t xml:space="preserve">  - ``'v2'``: Q/K/V-structured creation + optional reverse channel</w:t>
+      </w:r>
+    </w:p>
+    <w:p/>
+    <w:p>
+      <w:r>
+        <w:t>Inheritance</w:t>
+      </w:r>
+    </w:p>
+    <w:p>
+      <w:r>
+        <w:t>-----------</w:t>
+      </w:r>
+    </w:p>
+    <w:p>
+      <w:r>
+        <w:t xml:space="preserve">    </w:t>
+      </w:r>
+      <w:proofErr w:type="spellStart"/>
+      <w:r>
+        <w:t>FockMultiXiPARFLM</w:t>
+      </w:r>
+      <w:proofErr w:type="spellEnd"/>
+      <w:r>
+        <w:t xml:space="preserve">  →  </w:t>
+      </w:r>
+      <w:proofErr w:type="spellStart"/>
+      <w:r>
+        <w:t>MultiXiPARFLM</w:t>
+      </w:r>
+      <w:proofErr w:type="spellEnd"/>
+      <w:r>
+        <w:t xml:space="preserve">  →  </w:t>
+      </w:r>
+      <w:proofErr w:type="spellStart"/>
+      <w:r>
+        <w:t>SparsePARFLM</w:t>
+      </w:r>
+      <w:proofErr w:type="spellEnd"/>
+      <w:r>
+        <w:t xml:space="preserve">  →  PARFLM</w:t>
+      </w:r>
+    </w:p>
+    <w:p>
+      <w:r>
+        <w:t>"""</w:t>
+      </w:r>
+    </w:p>
     <w:p/>
     <w:p/>
     <w:p>
@@ -613,7 +867,6 @@
     <w:next w:val="Normal"/>
     <w:link w:val="Heading2Char"/>
     <w:uiPriority w:val="9"/>
-    <w:semiHidden/>
     <w:unhideWhenUsed/>
     <w:qFormat/>
     <w:rsid w:val="008A58CA"/>
@@ -827,7 +1080,6 @@
     <w:basedOn w:val="DefaultParagraphFont"/>
     <w:link w:val="Heading2"/>
     <w:uiPriority w:val="9"/>
-    <w:semiHidden/>
     <w:rsid w:val="008A58CA"/>
     <w:rPr>
       <w:rFonts w:asciiTheme="majorHAnsi" w:eastAsiaTheme="majorEastAsia" w:hAnsiTheme="majorHAnsi" w:cstheme="majorBidi"/>

--- a/docs/parflm/Deep_Dive_into_the_Fock-PARFLM_Codebase.docx
+++ b/docs/parflm/Deep_Dive_into_the_Fock-PARFLM_Codebase.docx
@@ -48,235 +48,567 @@
     </w:p>
     <w:p/>
     <w:p>
-      <w:r>
+      <w:pPr>
+        <w:rPr>
+          <w:rFonts w:ascii="Consolas" w:hAnsi="Consolas" w:cs="Consolas"/>
+          <w:sz w:val="17"/>
+          <w:szCs w:val="17"/>
+        </w:rPr>
+      </w:pPr>
+      <w:r>
+        <w:rPr>
+          <w:rFonts w:ascii="Consolas" w:hAnsi="Consolas" w:cs="Consolas"/>
+          <w:sz w:val="17"/>
+          <w:szCs w:val="17"/>
+        </w:rPr>
         <w:t>"""</w:t>
       </w:r>
     </w:p>
     <w:p>
-      <w:r>
+      <w:pPr>
+        <w:rPr>
+          <w:rFonts w:ascii="Consolas" w:hAnsi="Consolas" w:cs="Consolas"/>
+          <w:sz w:val="17"/>
+          <w:szCs w:val="17"/>
+        </w:rPr>
+      </w:pPr>
+      <w:r>
+        <w:rPr>
+          <w:rFonts w:ascii="Consolas" w:hAnsi="Consolas" w:cs="Consolas"/>
+          <w:sz w:val="17"/>
+          <w:szCs w:val="17"/>
+        </w:rPr>
         <w:t>Fock-space Multi-Xi PARF-augmented SPLM — K-EMA × sparse PARF × latent registers.</w:t>
       </w:r>
     </w:p>
+    <w:p>
+      <w:pPr>
+        <w:rPr>
+          <w:rFonts w:ascii="Consolas" w:hAnsi="Consolas" w:cs="Consolas"/>
+          <w:sz w:val="17"/>
+          <w:szCs w:val="17"/>
+        </w:rPr>
+      </w:pPr>
+    </w:p>
+    <w:p>
+      <w:pPr>
+        <w:rPr>
+          <w:rFonts w:ascii="Consolas" w:hAnsi="Consolas" w:cs="Consolas"/>
+          <w:sz w:val="17"/>
+          <w:szCs w:val="17"/>
+        </w:rPr>
+      </w:pPr>
+      <w:r>
+        <w:rPr>
+          <w:rFonts w:ascii="Consolas" w:hAnsi="Consolas" w:cs="Consolas"/>
+          <w:sz w:val="17"/>
+          <w:szCs w:val="17"/>
+        </w:rPr>
+        <w:t>Combines three extensions of the base SPLM:</w:t>
+      </w:r>
+    </w:p>
+    <w:p>
+      <w:pPr>
+        <w:rPr>
+          <w:rFonts w:ascii="Consolas" w:hAnsi="Consolas" w:cs="Consolas"/>
+          <w:sz w:val="17"/>
+          <w:szCs w:val="17"/>
+        </w:rPr>
+      </w:pPr>
+    </w:p>
+    <w:p>
+      <w:pPr>
+        <w:rPr>
+          <w:rFonts w:ascii="Consolas" w:hAnsi="Consolas" w:cs="Consolas"/>
+          <w:sz w:val="17"/>
+          <w:szCs w:val="17"/>
+        </w:rPr>
+      </w:pPr>
+      <w:r>
+        <w:rPr>
+          <w:rFonts w:ascii="Consolas" w:hAnsi="Consolas" w:cs="Consolas"/>
+          <w:sz w:val="17"/>
+          <w:szCs w:val="17"/>
+        </w:rPr>
+        <w:t xml:space="preserve">  1. **Multi-channel K-EMA ξ** (from model_parf_multixi.py):</w:t>
+      </w:r>
+    </w:p>
+    <w:p>
+      <w:pPr>
+        <w:rPr>
+          <w:rFonts w:ascii="Consolas" w:hAnsi="Consolas" w:cs="Consolas"/>
+          <w:sz w:val="17"/>
+          <w:szCs w:val="17"/>
+        </w:rPr>
+      </w:pPr>
+      <w:r>
+        <w:rPr>
+          <w:rFonts w:ascii="Consolas" w:hAnsi="Consolas" w:cs="Consolas"/>
+          <w:sz w:val="17"/>
+          <w:szCs w:val="17"/>
+        </w:rPr>
+        <w:t xml:space="preserve">     K learnable causal EMAs at multiple decay scales, widening</w:t>
+      </w:r>
+    </w:p>
+    <w:p>
+      <w:pPr>
+        <w:rPr>
+          <w:rFonts w:ascii="Consolas" w:hAnsi="Consolas" w:cs="Consolas"/>
+          <w:sz w:val="17"/>
+          <w:szCs w:val="17"/>
+        </w:rPr>
+      </w:pPr>
+      <w:r>
+        <w:rPr>
+          <w:rFonts w:ascii="Consolas" w:hAnsi="Consolas" w:cs="Consolas"/>
+          <w:sz w:val="17"/>
+          <w:szCs w:val="17"/>
+        </w:rPr>
+        <w:t xml:space="preserve">     V_θ input from 2d to (K+1)d.</w:t>
+      </w:r>
+    </w:p>
+    <w:p>
+      <w:pPr>
+        <w:rPr>
+          <w:rFonts w:ascii="Consolas" w:hAnsi="Consolas" w:cs="Consolas"/>
+          <w:sz w:val="17"/>
+          <w:szCs w:val="17"/>
+        </w:rPr>
+      </w:pPr>
+    </w:p>
+    <w:p>
+      <w:pPr>
+        <w:rPr>
+          <w:rFonts w:ascii="Consolas" w:hAnsi="Consolas" w:cs="Consolas"/>
+          <w:sz w:val="17"/>
+          <w:szCs w:val="17"/>
+        </w:rPr>
+      </w:pPr>
+      <w:r>
+        <w:rPr>
+          <w:rFonts w:ascii="Consolas" w:hAnsi="Consolas" w:cs="Consolas"/>
+          <w:sz w:val="17"/>
+          <w:szCs w:val="17"/>
+        </w:rPr>
+        <w:t xml:space="preserve">  2. **Sparse PARF pair-interactions** (from model_parf_sparse.py):</w:t>
+      </w:r>
+    </w:p>
+    <w:p>
+      <w:pPr>
+        <w:rPr>
+          <w:rFonts w:ascii="Consolas" w:hAnsi="Consolas" w:cs="Consolas"/>
+          <w:sz w:val="17"/>
+          <w:szCs w:val="17"/>
+        </w:rPr>
+      </w:pPr>
+      <w:r>
+        <w:rPr>
+          <w:rFonts w:ascii="Consolas" w:hAnsi="Consolas" w:cs="Consolas"/>
+          <w:sz w:val="17"/>
+          <w:szCs w:val="17"/>
+        </w:rPr>
+        <w:t xml:space="preserve">     Gumbel-softmax top-k pair routing with V_φ(h_t, h_s).</w:t>
+      </w:r>
+    </w:p>
+    <w:p>
+      <w:pPr>
+        <w:rPr>
+          <w:rFonts w:ascii="Consolas" w:hAnsi="Consolas" w:cs="Consolas"/>
+          <w:sz w:val="17"/>
+          <w:szCs w:val="17"/>
+        </w:rPr>
+      </w:pPr>
+    </w:p>
+    <w:p>
+      <w:pPr>
+        <w:rPr>
+          <w:rFonts w:ascii="Consolas" w:hAnsi="Consolas" w:cs="Consolas"/>
+          <w:sz w:val="17"/>
+          <w:szCs w:val="17"/>
+        </w:rPr>
+      </w:pPr>
+      <w:r>
+        <w:rPr>
+          <w:rFonts w:ascii="Consolas" w:hAnsi="Consolas" w:cs="Consolas"/>
+          <w:sz w:val="17"/>
+          <w:szCs w:val="17"/>
+        </w:rPr>
+        <w:t xml:space="preserve">  3. **Fock-space latent register pool** (from model_fock_parf.py / v2):</w:t>
+      </w:r>
+    </w:p>
+    <w:p>
+      <w:pPr>
+        <w:rPr>
+          <w:rFonts w:ascii="Consolas" w:hAnsi="Consolas" w:cs="Consolas"/>
+          <w:sz w:val="17"/>
+          <w:szCs w:val="17"/>
+        </w:rPr>
+      </w:pPr>
+      <w:r>
+        <w:rPr>
+          <w:rFonts w:ascii="Consolas" w:hAnsi="Consolas" w:cs="Consolas"/>
+          <w:sz w:val="17"/>
+          <w:szCs w:val="17"/>
+        </w:rPr>
+        <w:t xml:space="preserve">     M latent register particles with creation/destruction gates</w:t>
+      </w:r>
+    </w:p>
+    <w:p>
+      <w:pPr>
+        <w:rPr>
+          <w:rFonts w:ascii="Consolas" w:hAnsi="Consolas" w:cs="Consolas"/>
+          <w:sz w:val="17"/>
+          <w:szCs w:val="17"/>
+        </w:rPr>
+      </w:pPr>
+      <w:r>
+        <w:rPr>
+          <w:rFonts w:ascii="Consolas" w:hAnsi="Consolas" w:cs="Consolas"/>
+          <w:sz w:val="17"/>
+          <w:szCs w:val="17"/>
+        </w:rPr>
+        <w:t xml:space="preserve">     that escape the v0 expressivity ceiling (Dyck_n recognition).</w:t>
+      </w:r>
+    </w:p>
+    <w:p>
+      <w:pPr>
+        <w:rPr>
+          <w:rFonts w:ascii="Consolas" w:hAnsi="Consolas" w:cs="Consolas"/>
+          <w:sz w:val="17"/>
+          <w:szCs w:val="17"/>
+        </w:rPr>
+      </w:pPr>
+    </w:p>
+    <w:p>
+      <w:pPr>
+        <w:rPr>
+          <w:rFonts w:ascii="Consolas" w:hAnsi="Consolas" w:cs="Consolas"/>
+          <w:sz w:val="17"/>
+          <w:szCs w:val="17"/>
+        </w:rPr>
+      </w:pPr>
+      <w:r>
+        <w:rPr>
+          <w:rFonts w:ascii="Consolas" w:hAnsi="Consolas" w:cs="Consolas"/>
+          <w:sz w:val="17"/>
+          <w:szCs w:val="17"/>
+        </w:rPr>
+        <w:t>Memory optimisations:</w:t>
+      </w:r>
+    </w:p>
+    <w:p>
+      <w:pPr>
+        <w:rPr>
+          <w:rFonts w:ascii="Consolas" w:hAnsi="Consolas" w:cs="Consolas"/>
+          <w:sz w:val="17"/>
+          <w:szCs w:val="17"/>
+        </w:rPr>
+      </w:pPr>
+      <w:r>
+        <w:rPr>
+          <w:rFonts w:ascii="Consolas" w:hAnsi="Consolas" w:cs="Consolas"/>
+          <w:sz w:val="17"/>
+          <w:szCs w:val="17"/>
+        </w:rPr>
+        <w:t xml:space="preserve">  - Level-2 per-layer gradient checkpointing (use_reentrant=False)</w:t>
+      </w:r>
+    </w:p>
+    <w:p>
+      <w:pPr>
+        <w:rPr>
+          <w:rFonts w:ascii="Consolas" w:hAnsi="Consolas" w:cs="Consolas"/>
+          <w:sz w:val="17"/>
+          <w:szCs w:val="17"/>
+        </w:rPr>
+      </w:pPr>
+      <w:r>
+        <w:rPr>
+          <w:rFonts w:ascii="Consolas" w:hAnsi="Consolas" w:cs="Consolas"/>
+          <w:sz w:val="17"/>
+          <w:szCs w:val="17"/>
+        </w:rPr>
+        <w:t xml:space="preserve">  - Stage-1.5b gathered V_φ (O(T·k) instead of O(T²))</w:t>
+      </w:r>
+    </w:p>
+    <w:p>
+      <w:pPr>
+        <w:rPr>
+          <w:rFonts w:ascii="Consolas" w:hAnsi="Consolas" w:cs="Consolas"/>
+          <w:sz w:val="17"/>
+          <w:szCs w:val="17"/>
+        </w:rPr>
+      </w:pPr>
+    </w:p>
+    <w:p>
+      <w:pPr>
+        <w:rPr>
+          <w:rFonts w:ascii="Consolas" w:hAnsi="Consolas" w:cs="Consolas"/>
+          <w:sz w:val="17"/>
+          <w:szCs w:val="17"/>
+        </w:rPr>
+      </w:pPr>
+      <w:r>
+        <w:rPr>
+          <w:rFonts w:ascii="Consolas" w:hAnsi="Consolas" w:cs="Consolas"/>
+          <w:sz w:val="17"/>
+          <w:szCs w:val="17"/>
+        </w:rPr>
+        <w:t>Supports both Fock gate variants via ``fock_version``:</w:t>
+      </w:r>
+    </w:p>
+    <w:p>
+      <w:pPr>
+        <w:rPr>
+          <w:rFonts w:ascii="Consolas" w:hAnsi="Consolas" w:cs="Consolas"/>
+          <w:sz w:val="17"/>
+          <w:szCs w:val="17"/>
+        </w:rPr>
+      </w:pPr>
+      <w:r>
+        <w:rPr>
+          <w:rFonts w:ascii="Consolas" w:hAnsi="Consolas" w:cs="Consolas"/>
+          <w:sz w:val="17"/>
+          <w:szCs w:val="17"/>
+        </w:rPr>
+        <w:t xml:space="preserve">  - ``'v1'``: mean-conditioned creation gate (FockPARFLM-style)</w:t>
+      </w:r>
+    </w:p>
+    <w:p>
+      <w:pPr>
+        <w:rPr>
+          <w:rFonts w:ascii="Consolas" w:hAnsi="Consolas" w:cs="Consolas"/>
+          <w:sz w:val="17"/>
+          <w:szCs w:val="17"/>
+        </w:rPr>
+      </w:pPr>
+      <w:r>
+        <w:rPr>
+          <w:rFonts w:ascii="Consolas" w:hAnsi="Consolas" w:cs="Consolas"/>
+          <w:sz w:val="17"/>
+          <w:szCs w:val="17"/>
+        </w:rPr>
+        <w:t xml:space="preserve">  - ``'v2'``: Q/K/V-structured creation + optional reverse channel</w:t>
+      </w:r>
+    </w:p>
+    <w:p>
+      <w:pPr>
+        <w:rPr>
+          <w:rFonts w:ascii="Consolas" w:hAnsi="Consolas" w:cs="Consolas"/>
+          <w:sz w:val="17"/>
+          <w:szCs w:val="17"/>
+        </w:rPr>
+      </w:pPr>
+    </w:p>
+    <w:p>
+      <w:pPr>
+        <w:rPr>
+          <w:rFonts w:ascii="Consolas" w:hAnsi="Consolas" w:cs="Consolas"/>
+          <w:sz w:val="17"/>
+          <w:szCs w:val="17"/>
+        </w:rPr>
+      </w:pPr>
+      <w:r>
+        <w:rPr>
+          <w:rFonts w:ascii="Consolas" w:hAnsi="Consolas" w:cs="Consolas"/>
+          <w:sz w:val="17"/>
+          <w:szCs w:val="17"/>
+        </w:rPr>
+        <w:t>Inheritance</w:t>
+      </w:r>
+    </w:p>
+    <w:p>
+      <w:pPr>
+        <w:rPr>
+          <w:rFonts w:ascii="Consolas" w:hAnsi="Consolas" w:cs="Consolas"/>
+          <w:sz w:val="17"/>
+          <w:szCs w:val="17"/>
+        </w:rPr>
+      </w:pPr>
+      <w:r>
+        <w:rPr>
+          <w:rFonts w:ascii="Consolas" w:hAnsi="Consolas" w:cs="Consolas"/>
+          <w:sz w:val="17"/>
+          <w:szCs w:val="17"/>
+        </w:rPr>
+        <w:t>-----------</w:t>
+      </w:r>
+    </w:p>
+    <w:p>
+      <w:pPr>
+        <w:rPr>
+          <w:rFonts w:ascii="Consolas" w:hAnsi="Consolas" w:cs="Consolas"/>
+          <w:sz w:val="17"/>
+          <w:szCs w:val="17"/>
+        </w:rPr>
+      </w:pPr>
+      <w:r>
+        <w:rPr>
+          <w:rFonts w:ascii="Consolas" w:hAnsi="Consolas" w:cs="Consolas"/>
+          <w:sz w:val="17"/>
+          <w:szCs w:val="17"/>
+        </w:rPr>
+        <w:t xml:space="preserve">    FockMultiXiPARFLM  →  MultiXiPARFLM  →  SparsePARFLM  →  PARFLM</w:t>
+      </w:r>
+    </w:p>
+    <w:p>
+      <w:r>
+        <w:rPr>
+          <w:rFonts w:ascii="Consolas" w:hAnsi="Consolas" w:cs="Consolas"/>
+          <w:sz w:val="17"/>
+          <w:szCs w:val="17"/>
+        </w:rPr>
+        <w:t>"""</w:t>
+      </w:r>
+    </w:p>
     <w:p/>
     <w:p>
       <w:r>
-        <w:t>Combines three extensions of the base SPLM:</w:t>
-      </w:r>
-    </w:p>
-    <w:p/>
-    <w:p>
-      <w:r>
-        <w:t xml:space="preserve">  1. **Multi-channel K-EMA ξ** (from model_parf_multixi.py):</w:t>
-      </w:r>
-    </w:p>
-    <w:p>
-      <w:r>
-        <w:t xml:space="preserve">     K learnable causal EMAs at multiple decay scales, widening</w:t>
-      </w:r>
-    </w:p>
-    <w:p>
-      <w:r>
-        <w:t xml:space="preserve">     </w:t>
+        <w:t xml:space="preserve">from </w:t>
       </w:r>
       <w:proofErr w:type="spellStart"/>
       <w:r>
-        <w:t>V_θ</w:t>
+        <w:t>model_parf_multixi</w:t>
       </w:r>
       <w:proofErr w:type="spellEnd"/>
       <w:r>
-        <w:t xml:space="preserve"> input from 2d to (K+1)d.</w:t>
-      </w:r>
-    </w:p>
-    <w:p/>
-    <w:p>
-      <w:r>
-        <w:t xml:space="preserve">  2. **Sparse PARF pair-interactions** (from model_parf_sparse.py):</w:t>
-      </w:r>
-    </w:p>
-    <w:p>
-      <w:r>
-        <w:t xml:space="preserve">     Gumbel-</w:t>
+        <w:t xml:space="preserve"> import (  # </w:t>
       </w:r>
       <w:proofErr w:type="spellStart"/>
       <w:r>
-        <w:t>softmax</w:t>
+        <w:t>noqa</w:t>
       </w:r>
       <w:proofErr w:type="spellEnd"/>
       <w:r>
-        <w:t xml:space="preserve"> top-k pair routing with </w:t>
+        <w:t>: E402</w:t>
+      </w:r>
+    </w:p>
+    <w:p>
+      <w:r>
+        <w:t xml:space="preserve">    </w:t>
       </w:r>
       <w:proofErr w:type="spellStart"/>
       <w:r>
-        <w:t>V_φ</w:t>
+        <w:t>MultiXiPARFConfig</w:t>
       </w:r>
       <w:proofErr w:type="spellEnd"/>
       <w:r>
-        <w:t>(</w:t>
+        <w:t>,</w:t>
+      </w:r>
+    </w:p>
+    <w:p>
+      <w:r>
+        <w:t xml:space="preserve">    MultiXiPARFLM,</w:t>
+      </w:r>
+    </w:p>
+    <w:p>
+      <w:r>
+        <w:t>)</w:t>
+      </w:r>
+    </w:p>
+    <w:p>
+      <w:r>
+        <w:t xml:space="preserve">from </w:t>
       </w:r>
       <w:proofErr w:type="spellStart"/>
       <w:r>
-        <w:t>h_t</w:t>
+        <w:t>model_fock_parf</w:t>
       </w:r>
       <w:proofErr w:type="spellEnd"/>
       <w:r>
-        <w:t xml:space="preserve">, </w:t>
+        <w:t xml:space="preserve"> import (  # </w:t>
       </w:r>
       <w:proofErr w:type="spellStart"/>
       <w:r>
-        <w:t>h_s</w:t>
+        <w:t>noqa</w:t>
       </w:r>
       <w:proofErr w:type="spellEnd"/>
       <w:r>
-        <w:t>).</w:t>
-      </w:r>
-    </w:p>
-    <w:p/>
-    <w:p>
-      <w:r>
-        <w:t xml:space="preserve">  3. **Fock-space latent register pool** (from model_fock_parf.py / v2):</w:t>
-      </w:r>
-    </w:p>
-    <w:p>
-      <w:r>
-        <w:t xml:space="preserve">     M latent register particles with creation/destruction gates</w:t>
-      </w:r>
-    </w:p>
-    <w:p>
-      <w:r>
-        <w:t xml:space="preserve">     that escape the v0 expressivity ceiling (</w:t>
+        <w:t>: E402</w:t>
+      </w:r>
+    </w:p>
+    <w:p>
+      <w:r>
+        <w:t xml:space="preserve">    </w:t>
       </w:r>
       <w:proofErr w:type="spellStart"/>
       <w:r>
-        <w:t>Dyck_n</w:t>
+        <w:t>CreationGate</w:t>
       </w:r>
       <w:proofErr w:type="spellEnd"/>
       <w:r>
-        <w:t xml:space="preserve"> recognition).</w:t>
-      </w:r>
-    </w:p>
-    <w:p/>
-    <w:p>
-      <w:r>
-        <w:t xml:space="preserve">Memory </w:t>
+        <w:t>,</w:t>
+      </w:r>
+    </w:p>
+    <w:p>
+      <w:r>
+        <w:t xml:space="preserve">    </w:t>
       </w:r>
       <w:proofErr w:type="spellStart"/>
       <w:r>
-        <w:t>optimisations</w:t>
+        <w:t>DestructionGate</w:t>
       </w:r>
       <w:proofErr w:type="spellEnd"/>
       <w:r>
-        <w:t>:</w:t>
-      </w:r>
-    </w:p>
-    <w:p>
-      <w:r>
-        <w:t xml:space="preserve">  - Level-2 per-layer gradient checkpointing (</w:t>
+        <w:t>,</w:t>
+      </w:r>
+    </w:p>
+    <w:p>
+      <w:r>
+        <w:t>)</w:t>
+      </w:r>
+    </w:p>
+    <w:p>
+      <w:r>
+        <w:t xml:space="preserve">from model_fock_parf_v2 import (  # </w:t>
       </w:r>
       <w:proofErr w:type="spellStart"/>
       <w:r>
-        <w:t>use_reentrant</w:t>
+        <w:t>noqa</w:t>
       </w:r>
       <w:proofErr w:type="spellEnd"/>
       <w:r>
-        <w:t>=False)</w:t>
-      </w:r>
-    </w:p>
-    <w:p>
-      <w:r>
-        <w:t xml:space="preserve">  - Stage-1.5b gathered </w:t>
+        <w:t>: E402</w:t>
+      </w:r>
+    </w:p>
+    <w:p>
+      <w:r>
+        <w:t xml:space="preserve">    </w:t>
       </w:r>
       <w:proofErr w:type="spellStart"/>
       <w:r>
-        <w:t>V_φ</w:t>
+        <w:t>QKVCreationGate</w:t>
       </w:r>
       <w:proofErr w:type="spellEnd"/>
       <w:r>
-        <w:t xml:space="preserve"> (O(</w:t>
+        <w:t>,</w:t>
+      </w:r>
+    </w:p>
+    <w:p>
+      <w:r>
+        <w:t xml:space="preserve">    QKVCreationGate_v21,</w:t>
+      </w:r>
+    </w:p>
+    <w:p>
+      <w:r>
+        <w:t xml:space="preserve">    </w:t>
       </w:r>
       <w:proofErr w:type="spellStart"/>
       <w:r>
-        <w:t>T·k</w:t>
+        <w:t>ReverseChannel</w:t>
       </w:r>
       <w:proofErr w:type="spellEnd"/>
       <w:r>
-        <w:t>) instead of O(T²))</w:t>
-      </w:r>
-    </w:p>
-    <w:p/>
-    <w:p>
-      <w:r>
-        <w:t>Supports both Fock gate variants via ``</w:t>
-      </w:r>
-      <w:proofErr w:type="spellStart"/>
-      <w:r>
-        <w:t>fock_version</w:t>
-      </w:r>
-      <w:proofErr w:type="spellEnd"/>
-      <w:r>
-        <w:t>``:</w:t>
-      </w:r>
-    </w:p>
-    <w:p>
-      <w:r>
-        <w:t xml:space="preserve">  - ``'v1'``: mean-conditioned creation gate (</w:t>
-      </w:r>
-      <w:proofErr w:type="spellStart"/>
-      <w:r>
-        <w:t>FockPARFLM</w:t>
-      </w:r>
-      <w:proofErr w:type="spellEnd"/>
-      <w:r>
-        <w:t>-style)</w:t>
-      </w:r>
-    </w:p>
-    <w:p>
-      <w:r>
-        <w:t xml:space="preserve">  - ``'v2'``: Q/K/V-structured creation + optional reverse channel</w:t>
-      </w:r>
-    </w:p>
-    <w:p/>
-    <w:p>
-      <w:r>
-        <w:t>Inheritance</w:t>
-      </w:r>
-    </w:p>
-    <w:p>
-      <w:r>
-        <w:t>-----------</w:t>
-      </w:r>
-    </w:p>
-    <w:p>
-      <w:r>
-        <w:t xml:space="preserve">    </w:t>
-      </w:r>
-      <w:proofErr w:type="spellStart"/>
-      <w:r>
-        <w:t>FockMultiXiPARFLM</w:t>
-      </w:r>
-      <w:proofErr w:type="spellEnd"/>
-      <w:r>
-        <w:t xml:space="preserve">  →  </w:t>
-      </w:r>
-      <w:proofErr w:type="spellStart"/>
-      <w:r>
-        <w:t>MultiXiPARFLM</w:t>
-      </w:r>
-      <w:proofErr w:type="spellEnd"/>
-      <w:r>
-        <w:t xml:space="preserve">  →  </w:t>
-      </w:r>
-      <w:proofErr w:type="spellStart"/>
-      <w:r>
-        <w:t>SparsePARFLM</w:t>
-      </w:r>
-      <w:proofErr w:type="spellEnd"/>
-      <w:r>
-        <w:t xml:space="preserve">  →  PARFLM</w:t>
-      </w:r>
-    </w:p>
-    <w:p>
-      <w:r>
-        <w:t>"""</w:t>
+        <w:t>,</w:t>
+      </w:r>
+    </w:p>
+    <w:p>
+      <w:r>
+        <w:t xml:space="preserve">    DestructionGate_v2,</w:t>
+      </w:r>
+    </w:p>
+    <w:p>
+      <w:r>
+        <w:t>)</w:t>
       </w:r>
     </w:p>
     <w:p/>
@@ -307,6 +639,7 @@
     </w:p>
     <w:p>
       <w:r>
+        <w:lastRenderedPageBreak/>
         <w:t>[2]</w:t>
       </w:r>
       <w:r>

--- a/docs/parflm/Deep_Dive_into_the_Fock-PARFLM_Codebase.docx
+++ b/docs/parflm/Deep_Dive_into_the_Fock-PARFLM_Codebase.docx
@@ -462,155 +462,244 @@
     </w:p>
     <w:p/>
     <w:p>
-      <w:r>
-        <w:t xml:space="preserve">from </w:t>
-      </w:r>
-      <w:proofErr w:type="spellStart"/>
-      <w:r>
-        <w:t>model_parf_multixi</w:t>
-      </w:r>
-      <w:proofErr w:type="spellEnd"/>
-      <w:r>
-        <w:t xml:space="preserve"> import (  # </w:t>
-      </w:r>
-      <w:proofErr w:type="spellStart"/>
-      <w:r>
-        <w:t>noqa</w:t>
-      </w:r>
-      <w:proofErr w:type="spellEnd"/>
-      <w:r>
-        <w:t>: E402</w:t>
-      </w:r>
-    </w:p>
-    <w:p>
-      <w:r>
-        <w:t xml:space="preserve">    </w:t>
-      </w:r>
-      <w:proofErr w:type="spellStart"/>
-      <w:r>
-        <w:t>MultiXiPARFConfig</w:t>
-      </w:r>
-      <w:proofErr w:type="spellEnd"/>
-      <w:r>
-        <w:t>,</w:t>
-      </w:r>
-    </w:p>
-    <w:p>
-      <w:r>
+      <w:pPr>
+        <w:rPr>
+          <w:rFonts w:ascii="Consolas" w:hAnsi="Consolas" w:cs="Consolas"/>
+          <w:sz w:val="17"/>
+          <w:szCs w:val="17"/>
+        </w:rPr>
+      </w:pPr>
+      <w:r>
+        <w:rPr>
+          <w:rFonts w:ascii="Consolas" w:hAnsi="Consolas" w:cs="Consolas"/>
+          <w:sz w:val="17"/>
+          <w:szCs w:val="17"/>
+        </w:rPr>
+        <w:t>from model_parf_multixi import (  # noqa: E402</w:t>
+      </w:r>
+    </w:p>
+    <w:p>
+      <w:pPr>
+        <w:rPr>
+          <w:rFonts w:ascii="Consolas" w:hAnsi="Consolas" w:cs="Consolas"/>
+          <w:sz w:val="17"/>
+          <w:szCs w:val="17"/>
+        </w:rPr>
+      </w:pPr>
+      <w:r>
+        <w:rPr>
+          <w:rFonts w:ascii="Consolas" w:hAnsi="Consolas" w:cs="Consolas"/>
+          <w:sz w:val="17"/>
+          <w:szCs w:val="17"/>
+        </w:rPr>
+        <w:t xml:space="preserve">    MultiXiPARFConfig,</w:t>
+      </w:r>
+    </w:p>
+    <w:p>
+      <w:pPr>
+        <w:rPr>
+          <w:rFonts w:ascii="Consolas" w:hAnsi="Consolas" w:cs="Consolas"/>
+          <w:sz w:val="17"/>
+          <w:szCs w:val="17"/>
+        </w:rPr>
+      </w:pPr>
+      <w:r>
+        <w:rPr>
+          <w:rFonts w:ascii="Consolas" w:hAnsi="Consolas" w:cs="Consolas"/>
+          <w:sz w:val="17"/>
+          <w:szCs w:val="17"/>
+        </w:rPr>
         <w:t xml:space="preserve">    MultiXiPARFLM,</w:t>
       </w:r>
     </w:p>
     <w:p>
-      <w:r>
+      <w:pPr>
+        <w:rPr>
+          <w:rFonts w:ascii="Consolas" w:hAnsi="Consolas" w:cs="Consolas"/>
+          <w:sz w:val="17"/>
+          <w:szCs w:val="17"/>
+        </w:rPr>
+      </w:pPr>
+      <w:r>
+        <w:rPr>
+          <w:rFonts w:ascii="Consolas" w:hAnsi="Consolas" w:cs="Consolas"/>
+          <w:sz w:val="17"/>
+          <w:szCs w:val="17"/>
+        </w:rPr>
         <w:t>)</w:t>
       </w:r>
     </w:p>
     <w:p>
-      <w:r>
-        <w:t xml:space="preserve">from </w:t>
-      </w:r>
-      <w:proofErr w:type="spellStart"/>
-      <w:r>
-        <w:t>model_fock_parf</w:t>
-      </w:r>
-      <w:proofErr w:type="spellEnd"/>
-      <w:r>
-        <w:t xml:space="preserve"> import (  # </w:t>
-      </w:r>
-      <w:proofErr w:type="spellStart"/>
-      <w:r>
-        <w:t>noqa</w:t>
-      </w:r>
-      <w:proofErr w:type="spellEnd"/>
-      <w:r>
-        <w:t>: E402</w:t>
-      </w:r>
-    </w:p>
-    <w:p>
-      <w:r>
-        <w:t xml:space="preserve">    </w:t>
-      </w:r>
-      <w:proofErr w:type="spellStart"/>
-      <w:r>
-        <w:t>CreationGate</w:t>
-      </w:r>
-      <w:proofErr w:type="spellEnd"/>
-      <w:r>
-        <w:t>,</w:t>
-      </w:r>
-    </w:p>
-    <w:p>
-      <w:r>
-        <w:t xml:space="preserve">    </w:t>
-      </w:r>
-      <w:proofErr w:type="spellStart"/>
-      <w:r>
-        <w:t>DestructionGate</w:t>
-      </w:r>
-      <w:proofErr w:type="spellEnd"/>
-      <w:r>
-        <w:t>,</w:t>
-      </w:r>
-    </w:p>
-    <w:p>
-      <w:r>
+      <w:pPr>
+        <w:rPr>
+          <w:rFonts w:ascii="Consolas" w:hAnsi="Consolas" w:cs="Consolas"/>
+          <w:sz w:val="17"/>
+          <w:szCs w:val="17"/>
+        </w:rPr>
+      </w:pPr>
+      <w:r>
+        <w:rPr>
+          <w:rFonts w:ascii="Consolas" w:hAnsi="Consolas" w:cs="Consolas"/>
+          <w:sz w:val="17"/>
+          <w:szCs w:val="17"/>
+        </w:rPr>
+        <w:t>from model_fock_parf import (  # noqa: E402</w:t>
+      </w:r>
+    </w:p>
+    <w:p>
+      <w:pPr>
+        <w:rPr>
+          <w:rFonts w:ascii="Consolas" w:hAnsi="Consolas" w:cs="Consolas"/>
+          <w:sz w:val="17"/>
+          <w:szCs w:val="17"/>
+        </w:rPr>
+      </w:pPr>
+      <w:r>
+        <w:rPr>
+          <w:rFonts w:ascii="Consolas" w:hAnsi="Consolas" w:cs="Consolas"/>
+          <w:sz w:val="17"/>
+          <w:szCs w:val="17"/>
+        </w:rPr>
+        <w:t xml:space="preserve">    CreationGate,</w:t>
+      </w:r>
+    </w:p>
+    <w:p>
+      <w:pPr>
+        <w:rPr>
+          <w:rFonts w:ascii="Consolas" w:hAnsi="Consolas" w:cs="Consolas"/>
+          <w:sz w:val="17"/>
+          <w:szCs w:val="17"/>
+        </w:rPr>
+      </w:pPr>
+      <w:r>
+        <w:rPr>
+          <w:rFonts w:ascii="Consolas" w:hAnsi="Consolas" w:cs="Consolas"/>
+          <w:sz w:val="17"/>
+          <w:szCs w:val="17"/>
+        </w:rPr>
+        <w:t xml:space="preserve">    DestructionGate,</w:t>
+      </w:r>
+    </w:p>
+    <w:p>
+      <w:pPr>
+        <w:rPr>
+          <w:rFonts w:ascii="Consolas" w:hAnsi="Consolas" w:cs="Consolas"/>
+          <w:sz w:val="17"/>
+          <w:szCs w:val="17"/>
+        </w:rPr>
+      </w:pPr>
+      <w:r>
+        <w:rPr>
+          <w:rFonts w:ascii="Consolas" w:hAnsi="Consolas" w:cs="Consolas"/>
+          <w:sz w:val="17"/>
+          <w:szCs w:val="17"/>
+        </w:rPr>
         <w:t>)</w:t>
       </w:r>
     </w:p>
     <w:p>
-      <w:r>
-        <w:t xml:space="preserve">from model_fock_parf_v2 import (  # </w:t>
-      </w:r>
-      <w:proofErr w:type="spellStart"/>
-      <w:r>
-        <w:t>noqa</w:t>
-      </w:r>
-      <w:proofErr w:type="spellEnd"/>
-      <w:r>
-        <w:t>: E402</w:t>
-      </w:r>
-    </w:p>
-    <w:p>
-      <w:r>
-        <w:t xml:space="preserve">    </w:t>
-      </w:r>
-      <w:proofErr w:type="spellStart"/>
-      <w:r>
-        <w:t>QKVCreationGate</w:t>
-      </w:r>
-      <w:proofErr w:type="spellEnd"/>
-      <w:r>
-        <w:t>,</w:t>
-      </w:r>
-    </w:p>
-    <w:p>
-      <w:r>
+      <w:pPr>
+        <w:rPr>
+          <w:rFonts w:ascii="Consolas" w:hAnsi="Consolas" w:cs="Consolas"/>
+          <w:sz w:val="17"/>
+          <w:szCs w:val="17"/>
+        </w:rPr>
+      </w:pPr>
+      <w:r>
+        <w:rPr>
+          <w:rFonts w:ascii="Consolas" w:hAnsi="Consolas" w:cs="Consolas"/>
+          <w:sz w:val="17"/>
+          <w:szCs w:val="17"/>
+        </w:rPr>
+        <w:t>from model_fock_parf_v2 import (  # noqa: E402</w:t>
+      </w:r>
+    </w:p>
+    <w:p>
+      <w:pPr>
+        <w:rPr>
+          <w:rFonts w:ascii="Consolas" w:hAnsi="Consolas" w:cs="Consolas"/>
+          <w:sz w:val="17"/>
+          <w:szCs w:val="17"/>
+        </w:rPr>
+      </w:pPr>
+      <w:r>
+        <w:rPr>
+          <w:rFonts w:ascii="Consolas" w:hAnsi="Consolas" w:cs="Consolas"/>
+          <w:sz w:val="17"/>
+          <w:szCs w:val="17"/>
+        </w:rPr>
+        <w:t xml:space="preserve">    QKVCreationGate,</w:t>
+      </w:r>
+    </w:p>
+    <w:p>
+      <w:pPr>
+        <w:rPr>
+          <w:rFonts w:ascii="Consolas" w:hAnsi="Consolas" w:cs="Consolas"/>
+          <w:sz w:val="17"/>
+          <w:szCs w:val="17"/>
+        </w:rPr>
+      </w:pPr>
+      <w:r>
+        <w:rPr>
+          <w:rFonts w:ascii="Consolas" w:hAnsi="Consolas" w:cs="Consolas"/>
+          <w:sz w:val="17"/>
+          <w:szCs w:val="17"/>
+        </w:rPr>
         <w:t xml:space="preserve">    QKVCreationGate_v21,</w:t>
       </w:r>
     </w:p>
     <w:p>
-      <w:r>
-        <w:t xml:space="preserve">    </w:t>
-      </w:r>
-      <w:proofErr w:type="spellStart"/>
-      <w:r>
-        <w:t>ReverseChannel</w:t>
-      </w:r>
-      <w:proofErr w:type="spellEnd"/>
-      <w:r>
-        <w:t>,</w:t>
-      </w:r>
-    </w:p>
-    <w:p>
-      <w:r>
+      <w:pPr>
+        <w:rPr>
+          <w:rFonts w:ascii="Consolas" w:hAnsi="Consolas" w:cs="Consolas"/>
+          <w:sz w:val="17"/>
+          <w:szCs w:val="17"/>
+        </w:rPr>
+      </w:pPr>
+      <w:r>
+        <w:rPr>
+          <w:rFonts w:ascii="Consolas" w:hAnsi="Consolas" w:cs="Consolas"/>
+          <w:sz w:val="17"/>
+          <w:szCs w:val="17"/>
+        </w:rPr>
+        <w:t xml:space="preserve">    ReverseChannel,</w:t>
+      </w:r>
+    </w:p>
+    <w:p>
+      <w:pPr>
+        <w:rPr>
+          <w:rFonts w:ascii="Consolas" w:hAnsi="Consolas" w:cs="Consolas"/>
+          <w:sz w:val="17"/>
+          <w:szCs w:val="17"/>
+        </w:rPr>
+      </w:pPr>
+      <w:r>
+        <w:rPr>
+          <w:rFonts w:ascii="Consolas" w:hAnsi="Consolas" w:cs="Consolas"/>
+          <w:sz w:val="17"/>
+          <w:szCs w:val="17"/>
+        </w:rPr>
         <w:t xml:space="preserve">    DestructionGate_v2,</w:t>
       </w:r>
     </w:p>
     <w:p>
-      <w:r>
+      <w:pPr>
+        <w:rPr>
+          <w:rFonts w:ascii="Consolas" w:hAnsi="Consolas" w:cs="Consolas"/>
+          <w:sz w:val="17"/>
+          <w:szCs w:val="17"/>
+        </w:rPr>
+      </w:pPr>
+      <w:r>
+        <w:rPr>
+          <w:rFonts w:ascii="Consolas" w:hAnsi="Consolas" w:cs="Consolas"/>
+          <w:sz w:val="17"/>
+          <w:szCs w:val="17"/>
+        </w:rPr>
         <w:t>)</w:t>
       </w:r>
     </w:p>
+    <w:p/>
     <w:p/>
     <w:p/>
     <w:p>
@@ -640,12 +729,44 @@
     <w:p>
       <w:r>
         <w:lastRenderedPageBreak/>
-        <w:t>[2]</w:t>
+        <w:t xml:space="preserve">[2] </w:t>
+      </w:r>
+      <w:hyperlink r:id="rId5" w:history="1">
+        <w:r>
+          <w:rPr>
+            <w:rStyle w:val="Hyperlink"/>
+          </w:rPr>
+          <w:t>https://github.com/dimitarpg13/semsimula-paper/blob/main/notebooks/conservative_arch/parf/model_parf_multixi.py</w:t>
+        </w:r>
+      </w:hyperlink>
+    </w:p>
+    <w:p>
+      <w:r>
+        <w:t xml:space="preserve">[3] </w:t>
+      </w:r>
+      <w:hyperlink r:id="rId6" w:history="1">
+        <w:r>
+          <w:rPr>
+            <w:rStyle w:val="Hyperlink"/>
+          </w:rPr>
+          <w:t>https://github.com/dimitarpg13/semsimula-paper/blob/main/notebooks/conservative_arch/parf/model_fock_parf.py</w:t>
+        </w:r>
+      </w:hyperlink>
+    </w:p>
+    <w:p>
+      <w:r>
+        <w:t>[</w:t>
+      </w:r>
+      <w:r>
+        <w:t>4</w:t>
+      </w:r>
+      <w:r>
+        <w:t>]</w:t>
       </w:r>
       <w:r>
         <w:t xml:space="preserve"> </w:t>
       </w:r>
-      <w:hyperlink r:id="rId5" w:history="1">
+      <w:hyperlink r:id="rId7" w:history="1">
         <w:r>
           <w:rPr>
             <w:rStyle w:val="Hyperlink"/>
@@ -656,12 +777,18 @@
     </w:p>
     <w:p>
       <w:r>
-        <w:t>[3]</w:t>
+        <w:t>[</w:t>
+      </w:r>
+      <w:r>
+        <w:t>5</w:t>
+      </w:r>
+      <w:r>
+        <w:t>]</w:t>
       </w:r>
       <w:r>
         <w:t xml:space="preserve"> </w:t>
       </w:r>
-      <w:hyperlink r:id="rId6" w:history="1">
+      <w:hyperlink r:id="rId8" w:history="1">
         <w:r>
           <w:rPr>
             <w:rStyle w:val="Hyperlink"/>
@@ -672,7 +799,7 @@
       <w:r>
         <w:t xml:space="preserve">, companion note in </w:t>
       </w:r>
-      <w:hyperlink r:id="rId7" w:history="1">
+      <w:hyperlink r:id="rId9" w:history="1">
         <w:r>
           <w:rPr>
             <w:rStyle w:val="Hyperlink"/>
@@ -686,12 +813,18 @@
     </w:p>
     <w:p>
       <w:r>
-        <w:t>[4]</w:t>
+        <w:t>[</w:t>
+      </w:r>
+      <w:r>
+        <w:t>6</w:t>
+      </w:r>
+      <w:r>
+        <w:t>]</w:t>
       </w:r>
       <w:r>
         <w:t xml:space="preserve"> </w:t>
       </w:r>
-      <w:hyperlink r:id="rId8" w:history="1">
+      <w:hyperlink r:id="rId10" w:history="1">
         <w:r>
           <w:rPr>
             <w:rStyle w:val="Hyperlink"/>
@@ -739,7 +872,7 @@
       <w:r>
         <w:t xml:space="preserve"> </w:t>
       </w:r>
-      <w:hyperlink r:id="rId9" w:history="1">
+      <w:hyperlink r:id="rId11" w:history="1">
         <w:r>
           <w:rPr>
             <w:rStyle w:val="Hyperlink"/>
